--- a/modelos/trabalhista/recurso_revista__incorporacao_funcao.docx
+++ b/modelos/trabalhista/recurso_revista__incorporacao_funcao.docx
@@ -2179,7 +2179,7 @@
           <w:sz w:val="22"/>
           <w:szCs w:val="22"/>
         </w:rPr>
-        <w:t xml:space="preserve">[CONFERIR a data do Módulo 36 no normativo dos autos: peças da ECT costumam indicar 15/05/2014, enquanto decisões do TRT24 registram 5.5.2014 — uniformizar em toda a peça]</w:t>
+        <w:t xml:space="preserve">[CONFERIR: a data correta do Módulo 36 é 05/05/2014; peças antigas da ECT indicam 15/05/2014, que é erro — uniformizar em toda a peça]</w:t>
       </w:r>
       <w:r>
         <w:rPr>
@@ -2378,7 +2378,7 @@
           <w:sz w:val="22"/>
           <w:szCs w:val="22"/>
         </w:rPr>
-        <w:t xml:space="preserve">- NÚCLEO DO RECURSO. Só usar esta variante quando o requisito temporal NÃO havia sido implementado até a revogação do normativo. Se o Recorrido já o havia implementado antes da revogação, esta tese não se sustenta: nesse caso o eixo passa a ser a Súmula 372/Tema 23 (ver Variações no .md).</w:t>
+        <w:t xml:space="preserve">- NÚCLEO DO RECURSO. Só usar esta variante quando o requisito temporal NÃO havia sido implementado até a revogação do normativo. Se o Recorrido já o havia implementado antes da revogação, esta tese não se sustenta: nesse caso o eixo passa ao art. 468, §2º, da CLT e ao Tema 23 — nunca à Súmula 372, cujo item I está CANCELADO (ver Variações no .md).</w:t>
       </w:r>
     </w:p>
     <w:p>

--- a/modelos/trabalhista/recurso_revista__incorporacao_funcao.docx
+++ b/modelos/trabalhista/recurso_revista__incorporacao_funcao.docx
@@ -2378,7 +2378,7 @@
           <w:sz w:val="22"/>
           <w:szCs w:val="22"/>
         </w:rPr>
-        <w:t xml:space="preserve">- NÚCLEO DO RECURSO. Só usar esta variante quando o requisito temporal NÃO havia sido implementado até a revogação do normativo. Se o Recorrido já o havia implementado antes da revogação, esta tese não se sustenta: nesse caso o eixo passa ao art. 468, §2º, da CLT e ao Tema 23 — nunca à Súmula 372, cujo item I está CANCELADO (ver Variações no .md).</w:t>
+        <w:t xml:space="preserve">- NÚCLEO DO RECURSO. Só usar esta variante quando o requisito temporal NÃO havia sido implementado até a revogação do normativo. Se o Recorrido já o havia implementado antes da revogação, esta tese não se sustenta: nesse caso o eixo passa ao art. 468, §2º, da CLT e ao Tema 23 — nunca à Súmula 372, cujo item I foi CANCELADO pela Res. nº 225/2025 do TST (ver Variações no .md).</w:t>
       </w:r>
     </w:p>
     <w:p>
